--- a/dados/modelo_indeferido_pp.docx
+++ b/dados/modelo_indeferido_pp.docx
@@ -123,7 +123,7 @@
           </mc:Choice>
           <mc:Fallback>
             <w:pict>
-              <v:group w14:anchorId="0A211299" id="Group 1" o:spid="_x0000_s1026" style="position:absolute;margin-left:0;margin-top:809.5pt;width:595.45pt;height:32.2pt;z-index:15731200;mso-wrap-distance-left:0;mso-wrap-distance-right:0;mso-position-horizontal-relative:page;mso-position-vertical-relative:page" coordsize="75622,4089" o:gfxdata="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">
+              <v:group w14:anchorId="75705A3B" id="Group 1" o:spid="_x0000_s1026" style="position:absolute;margin-left:0;margin-top:809.5pt;width:595.45pt;height:32.2pt;z-index:15731200;mso-wrap-distance-left:0;mso-wrap-distance-right:0;mso-position-horizontal-relative:page;mso-position-vertical-relative:page" coordsize="75622,4089" o:gfxdata="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">
                 <v:shapetype id="_x0000_t75" coordsize="21600,21600" o:spt="75" o:preferrelative="t" path="m@4@5l@4@11@9@11@9@5xe" filled="f" stroked="f">
                   <v:stroke joinstyle="miter"/>
                   <v:formulas>
@@ -389,17 +389,7 @@
                 <w:sz w:val="22"/>
                 <w:szCs w:val="22"/>
               </w:rPr>
-              <w:t>PROCESSO : {{PROCESSO}}</w:t>
-            </w:r>
-            <w:bookmarkStart w:id="0" w:name="_GoBack"/>
-            <w:bookmarkEnd w:id="0"/>
-            <w:r>
-              <w:rPr>
-                <w:rFonts w:ascii="Times New Roman" w:hAnsi="Times New Roman" w:cs="Times New Roman"/>
-                <w:sz w:val="22"/>
-                <w:szCs w:val="22"/>
-              </w:rPr>
-              <w:t>.</w:t>
+              <w:t>PROCESSO : {{PROCESSO}}.</w:t>
             </w:r>
           </w:p>
         </w:tc>
@@ -527,17 +517,6 @@
     <w:p>
       <w:pPr>
         <w:pStyle w:val="Corpodetexto"/>
-        <w:spacing w:beforeLines="40" w:before="96" w:line="276" w:lineRule="auto"/>
-        <w:ind w:right="18"/>
-        <w:jc w:val="both"/>
-        <w:rPr>
-          <w:rFonts w:ascii="Times New Roman" w:hAnsi="Times New Roman" w:cs="Times New Roman"/>
-        </w:rPr>
-      </w:pPr>
-    </w:p>
-    <w:p>
-      <w:pPr>
-        <w:pStyle w:val="Corpodetexto"/>
         <w:spacing w:before="131"/>
         <w:rPr>
           <w:rFonts w:ascii="Times New Roman" w:hAnsi="Times New Roman" w:cs="Times New Roman"/>
@@ -666,7 +645,6 @@
       <w:r>
         <w:rPr>
           <w:rFonts w:ascii="Times New Roman" w:hAnsi="Times New Roman" w:cs="Times New Roman"/>
-          <w:spacing w:val="-13"/>
         </w:rPr>
         <w:t xml:space="preserve"> </w:t>
       </w:r>
@@ -679,20 +657,18 @@
       <w:r>
         <w:rPr>
           <w:rFonts w:ascii="Times New Roman" w:hAnsi="Times New Roman" w:cs="Times New Roman"/>
-          <w:spacing w:val="-13"/>
-        </w:rPr>
-        <w:t xml:space="preserve"> </w:t>
-      </w:r>
-      <w:r>
-        <w:rPr>
-          <w:rFonts w:ascii="Times New Roman" w:hAnsi="Times New Roman" w:cs="Times New Roman"/>
-        </w:rPr>
-        <w:t>após</w:t>
-      </w:r>
-      <w:r>
-        <w:rPr>
-          <w:rFonts w:ascii="Times New Roman" w:hAnsi="Times New Roman" w:cs="Times New Roman"/>
-          <w:spacing w:val="-15"/>
+        </w:rPr>
+        <w:t xml:space="preserve"> </w:t>
+      </w:r>
+      <w:r>
+        <w:rPr>
+          <w:rFonts w:ascii="Times New Roman" w:hAnsi="Times New Roman" w:cs="Times New Roman"/>
+        </w:rPr>
+        <w:t>foi realizada</w:t>
+      </w:r>
+      <w:r>
+        <w:rPr>
+          <w:rFonts w:ascii="Times New Roman" w:hAnsi="Times New Roman" w:cs="Times New Roman"/>
         </w:rPr>
         <w:t xml:space="preserve"> </w:t>
       </w:r>
@@ -705,7 +681,6 @@
       <w:r>
         <w:rPr>
           <w:rFonts w:ascii="Times New Roman" w:hAnsi="Times New Roman" w:cs="Times New Roman"/>
-          <w:spacing w:val="-12"/>
         </w:rPr>
         <w:t xml:space="preserve"> </w:t>
       </w:r>
@@ -718,7 +693,6 @@
       <w:r>
         <w:rPr>
           <w:rFonts w:ascii="Times New Roman" w:hAnsi="Times New Roman" w:cs="Times New Roman"/>
-          <w:spacing w:val="-15"/>
         </w:rPr>
         <w:t xml:space="preserve"> </w:t>
       </w:r>
@@ -731,27 +705,20 @@
       <w:r>
         <w:rPr>
           <w:rFonts w:ascii="Times New Roman" w:hAnsi="Times New Roman" w:cs="Times New Roman"/>
-          <w:spacing w:val="-13"/>
-        </w:rPr>
-        <w:t xml:space="preserve"> </w:t>
-      </w:r>
-      <w:r>
-        <w:rPr>
-          <w:rFonts w:ascii="Times New Roman" w:hAnsi="Times New Roman" w:cs="Times New Roman"/>
-        </w:rPr>
-        <w:t xml:space="preserve">visita técnica realizada no local, constatou-se a </w:t>
-      </w:r>
-      <w:r>
-        <w:rPr>
-          <w:rFonts w:ascii="Times New Roman" w:hAnsi="Times New Roman" w:cs="Times New Roman"/>
-        </w:rPr>
-        <w:t>in</w:t>
-      </w:r>
-      <w:r>
-        <w:rPr>
-          <w:rFonts w:ascii="Times New Roman" w:hAnsi="Times New Roman" w:cs="Times New Roman"/>
-        </w:rPr>
-        <w:t xml:space="preserve">viabilidade da execução, </w:t>
+        </w:rPr>
+        <w:t xml:space="preserve"> </w:t>
+      </w:r>
+      <w:r>
+        <w:rPr>
+          <w:rFonts w:ascii="Times New Roman" w:hAnsi="Times New Roman" w:cs="Times New Roman"/>
+        </w:rPr>
+        <w:t>visita técnica no local</w:t>
+      </w:r>
+      <w:r>
+        <w:rPr>
+          <w:rFonts w:ascii="Times New Roman" w:hAnsi="Times New Roman" w:cs="Times New Roman"/>
+        </w:rPr>
+        <w:t xml:space="preserve"> e </w:t>
       </w:r>
       <w:r>
         <w:rPr>
@@ -769,124 +736,37 @@
     <w:p>
       <w:pPr>
         <w:pStyle w:val="Corpodetexto"/>
-        <w:spacing w:before="125" w:line="360" w:lineRule="auto"/>
+        <w:spacing w:line="360" w:lineRule="auto"/>
+        <w:ind w:left="590" w:right="18" w:firstLine="719"/>
         <w:jc w:val="both"/>
         <w:rPr>
           <w:rFonts w:ascii="Times New Roman" w:hAnsi="Times New Roman" w:cs="Times New Roman"/>
         </w:rPr>
       </w:pPr>
-    </w:p>
-    <w:p>
-      <w:pPr>
-        <w:spacing w:line="360" w:lineRule="auto"/>
-        <w:ind w:left="1310"/>
-        <w:jc w:val="both"/>
-        <w:rPr>
-          <w:rFonts w:ascii="Times New Roman" w:hAnsi="Times New Roman" w:cs="Times New Roman"/>
-          <w:b/>
-          <w:spacing w:val="-2"/>
-          <w:sz w:val="24"/>
-        </w:rPr>
-      </w:pPr>
-      <w:r>
-        <w:rPr>
-          <w:rFonts w:ascii="Times New Roman" w:hAnsi="Times New Roman" w:cs="Times New Roman"/>
-          <w:b/>
-          <w:sz w:val="24"/>
-        </w:rPr>
-        <w:t>INDEFERIDO</w:t>
-      </w:r>
-      <w:r>
-        <w:rPr>
-          <w:rFonts w:ascii="Times New Roman" w:hAnsi="Times New Roman" w:cs="Times New Roman"/>
-          <w:b/>
-          <w:sz w:val="24"/>
-        </w:rPr>
-        <w:t>,</w:t>
-      </w:r>
-      <w:r>
-        <w:rPr>
-          <w:rFonts w:ascii="Times New Roman" w:hAnsi="Times New Roman" w:cs="Times New Roman"/>
-          <w:b/>
-          <w:spacing w:val="-2"/>
-          <w:sz w:val="24"/>
-        </w:rPr>
-        <w:t xml:space="preserve"> </w:t>
-      </w:r>
-      <w:r>
-        <w:rPr>
-          <w:rFonts w:ascii="Times New Roman" w:hAnsi="Times New Roman" w:cs="Times New Roman"/>
-          <w:sz w:val="24"/>
-        </w:rPr>
-        <w:t>portanto</w:t>
-      </w:r>
-      <w:r>
-        <w:rPr>
-          <w:rFonts w:ascii="Times New Roman" w:hAnsi="Times New Roman" w:cs="Times New Roman"/>
-          <w:spacing w:val="-3"/>
-          <w:sz w:val="24"/>
-        </w:rPr>
-        <w:t xml:space="preserve"> </w:t>
-      </w:r>
-      <w:r>
-        <w:rPr>
-          <w:rFonts w:ascii="Times New Roman" w:hAnsi="Times New Roman" w:cs="Times New Roman"/>
-          <w:sz w:val="24"/>
-        </w:rPr>
-        <w:t>a</w:t>
-      </w:r>
-      <w:r>
-        <w:rPr>
-          <w:rFonts w:ascii="Times New Roman" w:hAnsi="Times New Roman" w:cs="Times New Roman"/>
-          <w:spacing w:val="-3"/>
-          <w:sz w:val="24"/>
-        </w:rPr>
-        <w:t xml:space="preserve"> </w:t>
-      </w:r>
-      <w:r>
-        <w:rPr>
-          <w:rFonts w:ascii="Times New Roman" w:hAnsi="Times New Roman" w:cs="Times New Roman"/>
-          <w:sz w:val="24"/>
-        </w:rPr>
-        <w:t>presente</w:t>
-      </w:r>
-      <w:r>
-        <w:rPr>
-          <w:rFonts w:ascii="Times New Roman" w:hAnsi="Times New Roman" w:cs="Times New Roman"/>
-          <w:spacing w:val="-1"/>
-          <w:sz w:val="24"/>
-        </w:rPr>
-        <w:t xml:space="preserve"> </w:t>
-      </w:r>
-      <w:r>
-        <w:rPr>
-          <w:rFonts w:ascii="Times New Roman" w:hAnsi="Times New Roman" w:cs="Times New Roman"/>
-          <w:spacing w:val="-2"/>
-          <w:sz w:val="24"/>
-        </w:rPr>
-        <w:t>solicitação</w:t>
-      </w:r>
-      <w:r>
-        <w:rPr>
-          <w:rFonts w:ascii="Times New Roman" w:hAnsi="Times New Roman" w:cs="Times New Roman"/>
-          <w:b/>
-          <w:spacing w:val="-2"/>
-          <w:sz w:val="24"/>
-        </w:rPr>
-        <w:t>.</w:t>
-      </w:r>
-    </w:p>
-    <w:p>
-      <w:pPr>
-        <w:spacing w:line="360" w:lineRule="auto"/>
-        <w:ind w:left="1310"/>
-        <w:jc w:val="both"/>
-        <w:rPr>
-          <w:rFonts w:ascii="Times New Roman" w:hAnsi="Times New Roman" w:cs="Times New Roman"/>
-          <w:b/>
-          <w:sz w:val="24"/>
-        </w:rPr>
-      </w:pPr>
+      <w:r>
+        <w:rPr>
+          <w:rFonts w:ascii="Times New Roman" w:hAnsi="Times New Roman" w:cs="Times New Roman"/>
+        </w:rPr>
+        <w:t xml:space="preserve">Diante do exposto, constatou-se </w:t>
+      </w:r>
+      <w:r>
+        <w:rPr>
+          <w:rFonts w:ascii="Times New Roman" w:hAnsi="Times New Roman" w:cs="Times New Roman"/>
+        </w:rPr>
+        <w:t>que</w:t>
+      </w:r>
+      <w:r>
+        <w:rPr>
+          <w:rFonts w:ascii="Times New Roman" w:hAnsi="Times New Roman" w:cs="Times New Roman"/>
+        </w:rPr>
+        <w:t xml:space="preserve"> não</w:t>
+      </w:r>
+      <w:r>
+        <w:rPr>
+          <w:rFonts w:ascii="Times New Roman" w:hAnsi="Times New Roman" w:cs="Times New Roman"/>
+        </w:rPr>
+        <w:t xml:space="preserve"> existe indicação técnica para atendimento à solicitação.</w:t>
+      </w:r>
     </w:p>
     <w:p>
       <w:pPr>
@@ -901,44 +781,37 @@
       <w:r>
         <w:rPr>
           <w:rFonts w:ascii="Times New Roman" w:hAnsi="Times New Roman" w:cs="Times New Roman"/>
-          <w:spacing w:val="-2"/>
         </w:rPr>
         <w:t>Atenciosamente,</w:t>
       </w:r>
     </w:p>
     <w:p>
       <w:pPr>
-        <w:pStyle w:val="Corpodetexto"/>
-        <w:rPr>
-          <w:rFonts w:ascii="Times New Roman" w:hAnsi="Times New Roman" w:cs="Times New Roman"/>
-        </w:rPr>
-      </w:pPr>
-    </w:p>
-    <w:p>
-      <w:pPr>
-        <w:pStyle w:val="Corpodetexto"/>
-        <w:rPr>
-          <w:rFonts w:ascii="Times New Roman" w:hAnsi="Times New Roman" w:cs="Times New Roman"/>
-        </w:rPr>
-      </w:pPr>
-    </w:p>
-    <w:p>
-      <w:pPr>
-        <w:pStyle w:val="Corpodetexto"/>
-        <w:spacing w:before="198"/>
-        <w:rPr>
-          <w:rFonts w:ascii="Times New Roman" w:hAnsi="Times New Roman" w:cs="Times New Roman"/>
-        </w:rPr>
+        <w:pStyle w:val="Ttulo"/>
+        <w:ind w:left="0"/>
+        <w:jc w:val="both"/>
+      </w:pPr>
+    </w:p>
+    <w:p>
+      <w:pPr>
+        <w:pStyle w:val="Ttulo"/>
+        <w:ind w:left="0"/>
+        <w:jc w:val="both"/>
+      </w:pPr>
+    </w:p>
+    <w:p>
+      <w:pPr>
+        <w:pStyle w:val="Ttulo"/>
+        <w:ind w:left="0"/>
+        <w:jc w:val="both"/>
       </w:pPr>
     </w:p>
     <w:p>
       <w:pPr>
         <w:pStyle w:val="Ttulo"/>
         <w:ind w:left="2160" w:firstLine="720"/>
-      </w:pPr>
-      <w:r>
-        <w:t xml:space="preserve">   </w:t>
-      </w:r>
+        <w:jc w:val="both"/>
+      </w:pPr>
       <w:r>
         <w:t>Melissandro</w:t>
       </w:r>
@@ -968,17 +841,12 @@
       <w:pPr>
         <w:pStyle w:val="Corpodetexto"/>
         <w:spacing w:line="275" w:lineRule="exact"/>
-        <w:ind w:left="996" w:right="2"/>
-        <w:rPr>
-          <w:rFonts w:ascii="Times New Roman" w:hAnsi="Times New Roman" w:cs="Times New Roman"/>
-        </w:rPr>
-      </w:pPr>
-      <w:r>
-        <w:rPr>
-          <w:rFonts w:ascii="Times New Roman" w:hAnsi="Times New Roman" w:cs="Times New Roman"/>
-        </w:rPr>
-        <w:t xml:space="preserve">                             </w:t>
-      </w:r>
+        <w:ind w:left="2160" w:right="2" w:firstLine="720"/>
+        <w:jc w:val="both"/>
+        <w:rPr>
+          <w:rFonts w:ascii="Times New Roman" w:hAnsi="Times New Roman" w:cs="Times New Roman"/>
+        </w:rPr>
+      </w:pPr>
       <w:r>
         <w:rPr>
           <w:rFonts w:ascii="Times New Roman" w:hAnsi="Times New Roman" w:cs="Times New Roman"/>
@@ -1042,32 +910,64 @@
     <w:p>
       <w:pPr>
         <w:pStyle w:val="Corpodetexto"/>
-        <w:rPr>
-          <w:rFonts w:ascii="Times New Roman" w:hAnsi="Times New Roman" w:cs="Times New Roman"/>
-        </w:rPr>
-      </w:pPr>
-    </w:p>
-    <w:p>
-      <w:pPr>
-        <w:pStyle w:val="Corpodetexto"/>
-        <w:rPr>
-          <w:rFonts w:ascii="Times New Roman" w:hAnsi="Times New Roman" w:cs="Times New Roman"/>
-        </w:rPr>
-      </w:pPr>
-    </w:p>
-    <w:p>
-      <w:pPr>
-        <w:pStyle w:val="Corpodetexto"/>
-        <w:spacing w:before="190"/>
-        <w:rPr>
-          <w:rFonts w:ascii="Times New Roman" w:hAnsi="Times New Roman" w:cs="Times New Roman"/>
-        </w:rPr>
-      </w:pPr>
+        <w:jc w:val="both"/>
+        <w:rPr>
+          <w:rFonts w:ascii="Times New Roman" w:hAnsi="Times New Roman" w:cs="Times New Roman"/>
+        </w:rPr>
+      </w:pPr>
+    </w:p>
+    <w:p>
+      <w:pPr>
+        <w:pStyle w:val="Corpodetexto"/>
+        <w:jc w:val="both"/>
+        <w:rPr>
+          <w:rFonts w:ascii="Times New Roman" w:hAnsi="Times New Roman" w:cs="Times New Roman"/>
+        </w:rPr>
+      </w:pPr>
+    </w:p>
+    <w:p>
+      <w:pPr>
+        <w:pStyle w:val="Corpodetexto"/>
+        <w:jc w:val="both"/>
+        <w:rPr>
+          <w:rFonts w:ascii="Times New Roman" w:hAnsi="Times New Roman" w:cs="Times New Roman"/>
+        </w:rPr>
+      </w:pPr>
+    </w:p>
+    <w:p>
+      <w:pPr>
+        <w:pStyle w:val="Corpodetexto"/>
+        <w:jc w:val="both"/>
+        <w:rPr>
+          <w:rFonts w:ascii="Times New Roman" w:hAnsi="Times New Roman" w:cs="Times New Roman"/>
+        </w:rPr>
+      </w:pPr>
+    </w:p>
+    <w:p>
+      <w:pPr>
+        <w:spacing w:before="1" w:line="360" w:lineRule="auto"/>
+        <w:ind w:firstLine="720"/>
+        <w:jc w:val="both"/>
+        <w:rPr>
+          <w:rFonts w:ascii="Times New Roman" w:hAnsi="Times New Roman" w:cs="Times New Roman"/>
+          <w:sz w:val="24"/>
+          <w:szCs w:val="24"/>
+        </w:rPr>
+      </w:pPr>
+      <w:r>
+        <w:rPr>
+          <w:rFonts w:ascii="Times New Roman" w:hAnsi="Times New Roman" w:cs="Times New Roman"/>
+          <w:sz w:val="24"/>
+          <w:szCs w:val="24"/>
+        </w:rPr>
+        <w:t>De acordo:</w:t>
+      </w:r>
     </w:p>
     <w:p>
       <w:pPr>
         <w:spacing w:before="1"/>
-        <w:ind w:left="2880" w:firstLine="720"/>
+        <w:ind w:left="2880"/>
+        <w:jc w:val="both"/>
         <w:rPr>
           <w:rFonts w:ascii="Times New Roman" w:hAnsi="Times New Roman" w:cs="Times New Roman"/>
           <w:b/>
@@ -1080,7 +980,15 @@
           <w:b/>
           <w:sz w:val="24"/>
         </w:rPr>
-        <w:t>Jardson</w:t>
+        <w:t xml:space="preserve">       J</w:t>
+      </w:r>
+      <w:r>
+        <w:rPr>
+          <w:rFonts w:ascii="Times New Roman" w:hAnsi="Times New Roman" w:cs="Times New Roman"/>
+          <w:b/>
+          <w:sz w:val="24"/>
+        </w:rPr>
+        <w:t>ardson</w:t>
       </w:r>
       <w:r>
         <w:rPr>
@@ -1120,17 +1028,12 @@
       <w:pPr>
         <w:pStyle w:val="Corpodetexto"/>
         <w:spacing w:before="3"/>
-        <w:ind w:left="3876"/>
-        <w:rPr>
-          <w:rFonts w:ascii="Times New Roman" w:hAnsi="Times New Roman" w:cs="Times New Roman"/>
-        </w:rPr>
-      </w:pPr>
-      <w:r>
-        <w:rPr>
-          <w:rFonts w:ascii="Times New Roman" w:hAnsi="Times New Roman" w:cs="Times New Roman"/>
-        </w:rPr>
-        <w:t xml:space="preserve">  </w:t>
-      </w:r>
+        <w:ind w:left="2880" w:firstLine="720"/>
+        <w:jc w:val="both"/>
+        <w:rPr>
+          <w:rFonts w:ascii="Times New Roman" w:hAnsi="Times New Roman" w:cs="Times New Roman"/>
+        </w:rPr>
+      </w:pPr>
       <w:r>
         <w:rPr>
           <w:rFonts w:ascii="Times New Roman" w:hAnsi="Times New Roman" w:cs="Times New Roman"/>
@@ -1155,6 +1058,23 @@
     <w:p>
       <w:pPr>
         <w:pStyle w:val="Corpodetexto"/>
+        <w:jc w:val="both"/>
+        <w:rPr>
+          <w:rFonts w:ascii="Times New Roman" w:hAnsi="Times New Roman" w:cs="Times New Roman"/>
+        </w:rPr>
+      </w:pPr>
+    </w:p>
+    <w:p>
+      <w:pPr>
+        <w:pStyle w:val="Corpodetexto"/>
+        <w:rPr>
+          <w:rFonts w:ascii="Times New Roman" w:hAnsi="Times New Roman" w:cs="Times New Roman"/>
+        </w:rPr>
+      </w:pPr>
+    </w:p>
+    <w:p>
+      <w:pPr>
+        <w:pStyle w:val="Corpodetexto"/>
         <w:rPr>
           <w:rFonts w:ascii="Times New Roman" w:hAnsi="Times New Roman" w:cs="Times New Roman"/>
           <w:sz w:val="18"/>
@@ -1299,6 +1219,8 @@
           <w:sz w:val="18"/>
         </w:rPr>
       </w:pPr>
+      <w:bookmarkStart w:id="0" w:name="_GoBack"/>
+      <w:bookmarkEnd w:id="0"/>
     </w:p>
     <w:p>
       <w:pPr>
